--- a/Documentation/End_User_Guide_Market_Risk.docx
+++ b/Documentation/End_User_Guide_Market_Risk.docx
@@ -561,6 +561,93 @@
     </w:p>
     <w:p>
       <w:pPr>
+        <w:spacing w:after="120" w:before="60"/>
+        <w:jc w:val="left"/>
+      </w:pPr>
+      <w:r>
+        <w:rPr>
+          <w:rFonts w:ascii="Arial" w:cs="Arial" w:eastAsia="Arial" w:hAnsi="Arial"/>
+          <w:color w:val="1E293B"/>
+          <w:sz w:val="22"/>
+          <w:szCs w:val="22"/>
+        </w:rPr>
+        <w:t xml:space="preserve">Key features as you work:</w:t>
+      </w:r>
+    </w:p>
+    <w:p>
+      <w:pPr>
+        <w:numPr>
+          <w:ilvl w:val="0"/>
+          <w:numId w:val="1"/>
+        </w:numPr>
+        <w:spacing w:after="120" w:before="60"/>
+      </w:pPr>
+      <w:r>
+        <w:rPr>
+          <w:rFonts w:ascii="Arial" w:cs="Arial" w:eastAsia="Arial" w:hAnsi="Arial"/>
+          <w:color w:val="1E293B"/>
+          <w:sz w:val="22"/>
+          <w:szCs w:val="22"/>
+        </w:rPr>
+        <w:t xml:space="preserve">Real-time streaming — Watch the AI work in real-time with live markdown rendering</w:t>
+      </w:r>
+    </w:p>
+    <w:p>
+      <w:pPr>
+        <w:numPr>
+          <w:ilvl w:val="0"/>
+          <w:numId w:val="1"/>
+        </w:numPr>
+        <w:spacing w:after="120" w:before="60"/>
+      </w:pPr>
+      <w:r>
+        <w:rPr>
+          <w:rFonts w:ascii="Arial" w:cs="Arial" w:eastAsia="Arial" w:hAnsi="Arial"/>
+          <w:color w:val="1E293B"/>
+          <w:sz w:val="22"/>
+          <w:szCs w:val="22"/>
+        </w:rPr>
+        <w:t xml:space="preserve">Tool execution cards — see which tool is running, its status, and how long it took</w:t>
+      </w:r>
+    </w:p>
+    <w:p>
+      <w:pPr>
+        <w:numPr>
+          <w:ilvl w:val="0"/>
+          <w:numId w:val="1"/>
+        </w:numPr>
+        <w:spacing w:after="120" w:before="60"/>
+      </w:pPr>
+      <w:r>
+        <w:rPr>
+          <w:rFonts w:ascii="Arial" w:cs="Arial" w:eastAsia="Arial" w:hAnsi="Arial"/>
+          <w:color w:val="1E293B"/>
+          <w:sz w:val="22"/>
+          <w:szCs w:val="22"/>
+        </w:rPr>
+        <w:t xml:space="preserve">Visualizations — Charts and graphs display automatically in the canvas panel</w:t>
+      </w:r>
+    </w:p>
+    <w:p>
+      <w:pPr>
+        <w:numPr>
+          <w:ilvl w:val="0"/>
+          <w:numId w:val="1"/>
+        </w:numPr>
+        <w:spacing w:after="120" w:before="60"/>
+      </w:pPr>
+      <w:r>
+        <w:rPr>
+          <w:rFonts w:ascii="Arial" w:cs="Arial" w:eastAsia="Arial" w:hAnsi="Arial"/>
+          <w:color w:val="1E293B"/>
+          <w:sz w:val="22"/>
+          <w:szCs w:val="22"/>
+        </w:rPr>
+        <w:t xml:space="preserve">Cost tracking — see token usage (input and output) and estimated API cost for each query</w:t>
+      </w:r>
+    </w:p>
+    <w:p>
+      <w:pPr>
         <w:spacing w:after="80" w:before="0"/>
       </w:pPr>
       <w:r>
@@ -586,7 +673,7 @@
           <w:sz w:val="32"/>
           <w:szCs w:val="32"/>
         </w:rPr>
-        <w:t xml:space="preserve">2. Asking Your First Questions</w:t>
+        <w:t xml:space="preserve">3. Asking Your First Questions</w:t>
       </w:r>
     </w:p>
     <w:p>
@@ -1426,6 +1513,168 @@
     </w:p>
     <w:p>
       <w:pPr>
+        <w:spacing w:after="120" w:before="240"/>
+        <w:jc w:val="left"/>
+        <w:rPr>
+          <w:b/>
+          <w:rFonts w:ascii="Arial" w:hAnsi="Arial"/>
+          <w:sz w:val="26"/>
+          <w:szCs w:val="26"/>
+          <w:color w:val="1B2A4A"/>
+        </w:rPr>
+      </w:pPr>
+      <w:r>
+        <w:rPr>
+          <w:b/>
+          <w:rFonts w:ascii="Arial" w:hAnsi="Arial"/>
+          <w:sz w:val="26"/>
+          <w:szCs w:val="26"/>
+          <w:color w:val="1B2A4A"/>
+        </w:rPr>
+        <w:t xml:space="preserve">2.2 What Tools Are Available?</w:t>
+      </w:r>
+    </w:p>
+    <w:p>
+      <w:pPr>
+        <w:spacing w:after="120" w:before="60"/>
+      </w:pPr>
+      <w:r>
+        <w:rPr>
+          <w:rFonts w:ascii="Arial" w:hAnsi="Arial"/>
+          <w:sz w:val="22"/>
+          <w:szCs w:val="22"/>
+        </w:rPr>
+        <w:t xml:space="preserve">Your Digital Worker has access to 121+ tools across multiple categories:</w:t>
+      </w:r>
+    </w:p>
+    <w:p>
+      <w:pPr>
+        <w:pStyle w:val="ListParagraph"/>
+        <w:numPr>
+          <w:ilvl w:val="0"/>
+          <w:numId w:val="2"/>
+        </w:numPr>
+        <w:spacing w:after="40" w:before="40"/>
+      </w:pPr>
+      <w:r>
+        <w:rPr>
+          <w:rFonts w:ascii="Arial" w:hAnsi="Arial"/>
+          <w:sz w:val="22"/>
+          <w:szCs w:val="22"/>
+        </w:rPr>
+        <w:t xml:space="preserve">Finance &amp; Risk: Counterparty credit limits, trade inventory, VaR analysis, IRIS CCR data</w:t>
+      </w:r>
+    </w:p>
+    <w:p>
+      <w:pPr>
+        <w:pStyle w:val="ListParagraph"/>
+        <w:numPr>
+          <w:ilvl w:val="0"/>
+          <w:numId w:val="2"/>
+        </w:numPr>
+        <w:spacing w:after="40" w:before="40"/>
+      </w:pPr>
+      <w:r>
+        <w:rPr>
+          <w:rFonts w:ascii="Arial" w:hAnsi="Arial"/>
+          <w:sz w:val="22"/>
+          <w:szCs w:val="22"/>
+        </w:rPr>
+        <w:t xml:space="preserve">SEC Filings: Search financial documents, extract metrics, compare peer ratios</w:t>
+      </w:r>
+    </w:p>
+    <w:p>
+      <w:pPr>
+        <w:pStyle w:val="ListParagraph"/>
+        <w:numPr>
+          <w:ilvl w:val="0"/>
+          <w:numId w:val="2"/>
+        </w:numPr>
+        <w:spacing w:after="40" w:before="40"/>
+      </w:pPr>
+      <w:r>
+        <w:rPr>
+          <w:rFonts w:ascii="Arial" w:hAnsi="Arial"/>
+          <w:sz w:val="22"/>
+          <w:szCs w:val="22"/>
+        </w:rPr>
+        <w:t xml:space="preserve">Data Analytics: SQL queries on CSV/JSON data, pivot tables, time series analysis</w:t>
+      </w:r>
+    </w:p>
+    <w:p>
+      <w:pPr>
+        <w:pStyle w:val="ListParagraph"/>
+        <w:numPr>
+          <w:ilvl w:val="0"/>
+          <w:numId w:val="2"/>
+        </w:numPr>
+        <w:spacing w:after="40" w:before="40"/>
+      </w:pPr>
+      <w:r>
+        <w:rPr>
+          <w:rFonts w:ascii="Arial" w:hAnsi="Arial"/>
+          <w:sz w:val="22"/>
+          <w:szCs w:val="22"/>
+        </w:rPr>
+        <w:t xml:space="preserve">Document Tools: Read Word/Excel files, extract PDFs, full-text search across all files</w:t>
+      </w:r>
+    </w:p>
+    <w:p>
+      <w:pPr>
+        <w:pStyle w:val="ListParagraph"/>
+        <w:numPr>
+          <w:ilvl w:val="0"/>
+          <w:numId w:val="2"/>
+        </w:numPr>
+        <w:spacing w:after="40" w:before="40"/>
+      </w:pPr>
+      <w:r>
+        <w:rPr>
+          <w:rFonts w:ascii="Arial" w:hAnsi="Arial"/>
+          <w:sz w:val="22"/>
+          <w:szCs w:val="22"/>
+        </w:rPr>
+        <w:t xml:space="preserve">Web Intelligence: Stock quotes, news search, company research, financial metrics</w:t>
+      </w:r>
+    </w:p>
+    <w:p>
+      <w:pPr>
+        <w:pStyle w:val="ListParagraph"/>
+        <w:numPr>
+          <w:ilvl w:val="0"/>
+          <w:numId w:val="2"/>
+        </w:numPr>
+        <w:spacing w:after="40" w:before="40"/>
+      </w:pPr>
+      <w:r>
+        <w:rPr>
+          <w:rFonts w:ascii="Arial" w:hAnsi="Arial"/>
+          <w:sz w:val="22"/>
+          <w:szCs w:val="22"/>
+        </w:rPr>
+        <w:t xml:space="preserve">Python Execution: Custom analysis using pandas, numpy, statistical models, and visualization</w:t>
+      </w:r>
+    </w:p>
+    <w:p>
+      <w:pPr>
+        <w:pStyle w:val="ListParagraph"/>
+        <w:numPr>
+          <w:ilvl w:val="0"/>
+          <w:numId w:val="2"/>
+        </w:numPr>
+        <w:spacing w:after="40" w:before="40"/>
+      </w:pPr>
+      <w:r>
+        <w:rPr>
+          <w:rFonts w:ascii="Arial" w:hAnsi="Arial"/>
+          <w:sz w:val="22"/>
+          <w:szCs w:val="22"/>
+        </w:rPr>
+        <w:t xml:space="preserve">Team Collaboration: Teams, Outlook email, Confluence, Jira, SharePoint, Power BI</w:t>
+      </w:r>
+    </w:p>
+    <w:p>
+      <w:pPr>
         <w:pStyle w:val="Heading2"/>
         <w:spacing w:after="120" w:before="240"/>
       </w:pPr>
@@ -1438,7 +1687,7 @@
           <w:sz w:val="26"/>
           <w:szCs w:val="26"/>
         </w:rPr>
-        <w:t xml:space="preserve">2.2 Tips for Better Answers</w:t>
+        <w:t xml:space="preserve">2.3 Tips for Better Answers</w:t>
       </w:r>
     </w:p>
     <w:p>
@@ -1563,7 +1812,7 @@
           <w:sz w:val="32"/>
           <w:szCs w:val="32"/>
         </w:rPr>
-        <w:t xml:space="preserve">3. Actions That Require Your Approval</w:t>
+        <w:t xml:space="preserve">4. Actions That Require Your Approval</w:t>
       </w:r>
     </w:p>
     <w:p>
@@ -1827,7 +2076,7 @@
           <w:sz w:val="32"/>
           <w:szCs w:val="32"/>
         </w:rPr>
-        <w:t xml:space="preserve">4. Using Saved Workflows</w:t>
+        <w:t xml:space="preserve">5. Using Saved Workflows</w:t>
       </w:r>
     </w:p>
     <w:p>
@@ -2014,7 +2263,24 @@
           <w:sz w:val="32"/>
           <w:szCs w:val="32"/>
         </w:rPr>
-        <w:t xml:space="preserve">5. Uploading Your Own Files</w:t>
+        <w:t xml:space="preserve">6. Using Multi-Agent Workflows</w:t>
+      </w:r>
+    </w:p>
+    <w:p>
+      <w:pPr>
+        <w:pStyle w:val="Heading2"/>
+        <w:spacing w:after="80" w:before="120"/>
+      </w:pPr>
+      <w:r>
+        <w:rPr>
+          <w:rFonts w:ascii="Arial" w:cs="Arial" w:eastAsia="Arial" w:hAnsi="Arial"/>
+          <w:b/>
+          <w:bCs/>
+          <w:color w:val="1E293B"/>
+          <w:sz w:val="28"/>
+          <w:szCs w:val="28"/>
+        </w:rPr>
+        <w:t xml:space="preserve">What Are Multi-Agent Workflows?</w:t>
       </w:r>
     </w:p>
     <w:p>
@@ -2029,7 +2295,643 @@
           <w:sz w:val="22"/>
           <w:szCs w:val="22"/>
         </w:rPr>
-        <w:t xml:space="preserve">You can upload your own data files (Excel, CSV, PDF) directly in the chat for the AI to read and analyse. Your uploaded files are private to you — other users cannot see them.</w:t>
+        <w:t xml:space="preserve">For complex questions that involve multiple data sources or analysis steps, your Digital Worker can split the work across multiple focused sub-agents that run in parallel. For example, asking “Compare RBC’s credit risk vs Goldman Sachs with regulatory limits” might spawn one sub-agent to analyze RBC, another for Goldman Sachs, and a third to check regulatory thresholds — all running simultaneously. The lead agent then synthesizes their findings into a single answer.</w:t>
+      </w:r>
+    </w:p>
+    <w:p>
+      <w:pPr>
+        <w:spacing w:after="80" w:before="0"/>
+      </w:pPr>
+      <w:r>
+        <w:t xml:space="preserve"/>
+      </w:r>
+    </w:p>
+    <w:p>
+      <w:pPr>
+        <w:pStyle w:val="Heading2"/>
+        <w:spacing w:after="80" w:before="120"/>
+      </w:pPr>
+      <w:r>
+        <w:rPr>
+          <w:rFonts w:ascii="Arial" w:cs="Arial" w:eastAsia="Arial" w:hAnsi="Arial"/>
+          <w:b/>
+          <w:bCs/>
+          <w:color w:val="1E293B"/>
+          <w:sz w:val="28"/>
+          <w:szCs w:val="28"/>
+        </w:rPr>
+        <w:t xml:space="preserve">When Does This Happen?</w:t>
+      </w:r>
+    </w:p>
+    <w:p>
+      <w:pPr>
+        <w:spacing w:after="120" w:before="60"/>
+        <w:jc w:val="left"/>
+      </w:pPr>
+      <w:r>
+        <w:rPr>
+          <w:rFonts w:ascii="Arial" w:cs="Arial" w:eastAsia="Arial" w:hAnsi="Arial"/>
+          <w:color w:val="1E293B"/>
+          <w:sz w:val="22"/>
+          <w:szCs w:val="22"/>
+        </w:rPr>
+        <w:t xml:space="preserve">Multi-agent mode activates in two scenarios:</w:t>
+      </w:r>
+    </w:p>
+    <w:p>
+      <w:pPr>
+        <w:pStyle w:val="ListParagraph"/>
+        <w:numPr>
+          <w:ilvl w:val="0"/>
+          <w:numId w:val="2"/>
+        </w:numPr>
+        <w:spacing w:after="40" w:before="40"/>
+      </w:pPr>
+      <w:r>
+        <w:rPr>
+          <w:rFonts w:ascii="Arial" w:cs="Arial" w:eastAsia="Arial" w:hAnsi="Arial"/>
+          <w:color w:val="1E293B"/>
+          <w:sz w:val="22"/>
+          <w:szCs w:val="22"/>
+        </w:rPr>
+        <w:t xml:space="preserve">Freestyle: You ask a complex question and the agent decides on its own to decompose it into parallel tasks</w:t>
+      </w:r>
+    </w:p>
+    <w:p>
+      <w:pPr>
+        <w:pStyle w:val="ListParagraph"/>
+        <w:numPr>
+          <w:ilvl w:val="0"/>
+          <w:numId w:val="2"/>
+        </w:numPr>
+        <w:spacing w:after="40" w:before="40"/>
+      </w:pPr>
+      <w:r>
+        <w:rPr>
+          <w:rFonts w:ascii="Arial" w:cs="Arial" w:eastAsia="Arial" w:hAnsi="Arial"/>
+          <w:color w:val="1E293B"/>
+          <w:sz w:val="22"/>
+          <w:szCs w:val="22"/>
+        </w:rPr>
+        <w:t xml:space="preserve">Workflow-guided: You select a pre-built workflow from the sidebar that defines the analysis steps</w:t>
+      </w:r>
+    </w:p>
+    <w:p>
+      <w:pPr>
+        <w:spacing w:after="80" w:before="0"/>
+      </w:pPr>
+      <w:r>
+        <w:t xml:space="preserve"/>
+      </w:r>
+    </w:p>
+    <w:p>
+      <w:pPr>
+        <w:pStyle w:val="Heading2"/>
+        <w:spacing w:after="80" w:before="120"/>
+      </w:pPr>
+      <w:r>
+        <w:rPr>
+          <w:rFonts w:ascii="Arial" w:cs="Arial" w:eastAsia="Arial" w:hAnsi="Arial"/>
+          <w:b/>
+          <w:bCs/>
+          <w:color w:val="1E293B"/>
+          <w:sz w:val="28"/>
+          <w:szCs w:val="28"/>
+        </w:rPr>
+        <w:t xml:space="preserve">What You’ll See in the Chat</w:t>
+      </w:r>
+    </w:p>
+    <w:p>
+      <w:pPr>
+        <w:spacing w:after="120" w:before="60"/>
+        <w:jc w:val="left"/>
+      </w:pPr>
+      <w:r>
+        <w:rPr>
+          <w:rFonts w:ascii="Arial" w:cs="Arial" w:eastAsia="Arial" w:hAnsi="Arial"/>
+          <w:color w:val="1E293B"/>
+          <w:sz w:val="22"/>
+          <w:szCs w:val="22"/>
+        </w:rPr>
+        <w:t xml:space="preserve">When sub-agents are running, you’ll see task status cards in the chat:</w:t>
+      </w:r>
+    </w:p>
+    <w:p>
+      <w:pPr>
+        <w:pStyle w:val="ListParagraph"/>
+        <w:numPr>
+          <w:ilvl w:val="0"/>
+          <w:numId w:val="2"/>
+        </w:numPr>
+        <w:spacing w:after="40" w:before="40"/>
+      </w:pPr>
+      <w:r>
+        <w:rPr>
+          <w:rFonts w:ascii="Arial" w:cs="Arial" w:eastAsia="Arial" w:hAnsi="Arial"/>
+          <w:color w:val="1E293B"/>
+          <w:sz w:val="22"/>
+          <w:szCs w:val="22"/>
+        </w:rPr>
+        <w:t xml:space="preserve">“Task started: [description]” — a sub-agent has been spawned</w:t>
+      </w:r>
+    </w:p>
+    <w:p>
+      <w:pPr>
+        <w:pStyle w:val="ListParagraph"/>
+        <w:numPr>
+          <w:ilvl w:val="0"/>
+          <w:numId w:val="2"/>
+        </w:numPr>
+        <w:spacing w:after="40" w:before="40"/>
+      </w:pPr>
+      <w:r>
+        <w:rPr>
+          <w:rFonts w:ascii="Arial" w:cs="Arial" w:eastAsia="Arial" w:hAnsi="Arial"/>
+          <w:color w:val="1E293B"/>
+          <w:sz w:val="22"/>
+          <w:szCs w:val="22"/>
+        </w:rPr>
+        <w:t xml:space="preserve">“Task running: [progress]” — the sub-agent is working</w:t>
+      </w:r>
+    </w:p>
+    <w:p>
+      <w:pPr>
+        <w:pStyle w:val="ListParagraph"/>
+        <w:numPr>
+          <w:ilvl w:val="0"/>
+          <w:numId w:val="2"/>
+        </w:numPr>
+        <w:spacing w:after="40" w:before="40"/>
+      </w:pPr>
+      <w:r>
+        <w:rPr>
+          <w:rFonts w:ascii="Arial" w:cs="Arial" w:eastAsia="Arial" w:hAnsi="Arial"/>
+          <w:color w:val="1E293B"/>
+          <w:sz w:val="22"/>
+          <w:szCs w:val="22"/>
+        </w:rPr>
+        <w:t xml:space="preserve">“Task completed” or “Task failed” — the sub-agent finished or encountered an error</w:t>
+      </w:r>
+    </w:p>
+    <w:p>
+      <w:pPr>
+        <w:spacing w:after="120" w:before="60"/>
+        <w:jc w:val="left"/>
+      </w:pPr>
+      <w:r>
+        <w:rPr>
+          <w:rFonts w:ascii="Arial" w:cs="Arial" w:eastAsia="Arial" w:hAnsi="Arial"/>
+          <w:color w:val="1E293B"/>
+          <w:sz w:val="22"/>
+          <w:szCs w:val="22"/>
+        </w:rPr>
+        <w:t xml:space="preserve">The lead agent waits for all sub-agents to complete, then synthesizes the final answer.</w:t>
+      </w:r>
+    </w:p>
+    <w:p>
+      <w:pPr>
+        <w:spacing w:after="80" w:before="0"/>
+      </w:pPr>
+      <w:r>
+        <w:t xml:space="preserve"/>
+      </w:r>
+    </w:p>
+    <w:p>
+      <w:pPr>
+        <w:pStyle w:val="Heading2"/>
+        <w:spacing w:after="80" w:before="120"/>
+      </w:pPr>
+      <w:r>
+        <w:rPr>
+          <w:rFonts w:ascii="Arial" w:cs="Arial" w:eastAsia="Arial" w:hAnsi="Arial"/>
+          <w:b/>
+          <w:bCs/>
+          <w:color w:val="1E293B"/>
+          <w:sz w:val="28"/>
+          <w:szCs w:val="28"/>
+        </w:rPr>
+        <w:t xml:space="preserve">Writing Your Own Workflows</w:t>
+      </w:r>
+    </w:p>
+    <w:p>
+      <w:pPr>
+        <w:spacing w:after="120" w:before="60"/>
+        <w:jc w:val="left"/>
+      </w:pPr>
+      <w:r>
+        <w:rPr>
+          <w:rFonts w:ascii="Arial" w:cs="Arial" w:eastAsia="Arial" w:hAnsi="Arial"/>
+          <w:color w:val="1E293B"/>
+          <w:sz w:val="22"/>
+          <w:szCs w:val="22"/>
+        </w:rPr>
+        <w:t xml:space="preserve">You can create custom multi-agent workflows as markdown files with YAML frontmatter. Upload them via the file tree sidebar. Example:</w:t>
+      </w:r>
+    </w:p>
+    <w:p>
+      <w:pPr>
+        <w:pStyle w:val="Normal"/>
+        <w:spacing w:after="80" w:before="0"/>
+        <w:ind w:left="720"/>
+      </w:pPr>
+      <w:r>
+        <w:rPr>
+          <w:rFonts w:ascii="Courier New" w:cs="Courier New" w:eastAsia="Courier New" w:hAnsi="Courier New"/>
+          <w:color w:val="1E293B"/>
+          <w:sz w:val="20"/>
+          <w:szCs w:val="20"/>
+        </w:rPr>
+        <w:t xml:space="preserve">---</w:t>
+      </w:r>
+    </w:p>
+    <w:p>
+      <w:pPr>
+        <w:pStyle w:val="Normal"/>
+        <w:spacing w:after="80" w:before="0"/>
+        <w:ind w:left="720"/>
+      </w:pPr>
+      <w:r>
+        <w:rPr>
+          <w:rFonts w:ascii="Courier New" w:cs="Courier New" w:eastAsia="Courier New" w:hAnsi="Courier New"/>
+          <w:color w:val="1E293B"/>
+          <w:sz w:val="20"/>
+          <w:szCs w:val="20"/>
+        </w:rPr>
+        <w:t xml:space="preserve">agent_mode: multi</w:t>
+      </w:r>
+    </w:p>
+    <w:p>
+      <w:pPr>
+        <w:pStyle w:val="Normal"/>
+        <w:spacing w:after="80" w:before="0"/>
+        <w:ind w:left="720"/>
+      </w:pPr>
+      <w:r>
+        <w:rPr>
+          <w:rFonts w:ascii="Courier New" w:cs="Courier New" w:eastAsia="Courier New" w:hAnsi="Courier New"/>
+          <w:color w:val="1E293B"/>
+          <w:sz w:val="20"/>
+          <w:szCs w:val="20"/>
+        </w:rPr>
+        <w:t xml:space="preserve">agents:</w:t>
+      </w:r>
+    </w:p>
+    <w:p>
+      <w:pPr>
+        <w:pStyle w:val="Normal"/>
+        <w:spacing w:after="80" w:before="0"/>
+        <w:ind w:left="720"/>
+      </w:pPr>
+      <w:r>
+        <w:rPr>
+          <w:rFonts w:ascii="Courier New" w:cs="Courier New" w:eastAsia="Courier New" w:hAnsi="Courier New"/>
+          <w:color w:val="1E293B"/>
+          <w:sz w:val="20"/>
+          <w:szCs w:val="20"/>
+        </w:rPr>
+        <w:t xml:space="preserve">  - id: exposure_check</w:t>
+      </w:r>
+    </w:p>
+    <w:p>
+      <w:pPr>
+        <w:pStyle w:val="Normal"/>
+        <w:spacing w:after="80" w:before="0"/>
+        <w:ind w:left="720"/>
+      </w:pPr>
+      <w:r>
+        <w:rPr>
+          <w:rFonts w:ascii="Courier New" w:cs="Courier New" w:eastAsia="Courier New" w:hAnsi="Courier New"/>
+          <w:color w:val="1E293B"/>
+          <w:sz w:val="20"/>
+          <w:szCs w:val="20"/>
+        </w:rPr>
+        <w:t xml:space="preserve">    description: Check current exposure</w:t>
+      </w:r>
+    </w:p>
+    <w:p>
+      <w:pPr>
+        <w:pStyle w:val="Normal"/>
+        <w:spacing w:after="80" w:before="0"/>
+        <w:ind w:left="720"/>
+      </w:pPr>
+      <w:r>
+        <w:rPr>
+          <w:rFonts w:ascii="Courier New" w:cs="Courier New" w:eastAsia="Courier New" w:hAnsi="Courier New"/>
+          <w:color w:val="1E293B"/>
+          <w:sz w:val="20"/>
+          <w:szCs w:val="20"/>
+        </w:rPr>
+        <w:t xml:space="preserve">    task: Get counterparty exposure for RBC</w:t>
+      </w:r>
+    </w:p>
+    <w:p>
+      <w:pPr>
+        <w:pStyle w:val="Normal"/>
+        <w:spacing w:after="80" w:before="0"/>
+        <w:ind w:left="720"/>
+      </w:pPr>
+      <w:r>
+        <w:rPr>
+          <w:rFonts w:ascii="Courier New" w:cs="Courier New" w:eastAsia="Courier New" w:hAnsi="Courier New"/>
+          <w:color w:val="1E293B"/>
+          <w:sz w:val="20"/>
+          <w:szCs w:val="20"/>
+        </w:rPr>
+        <w:t xml:space="preserve">    order: 1</w:t>
+      </w:r>
+    </w:p>
+    <w:p>
+      <w:pPr>
+        <w:pStyle w:val="Normal"/>
+        <w:spacing w:after="80" w:before="0"/>
+        <w:ind w:left="720"/>
+      </w:pPr>
+      <w:r>
+        <w:rPr>
+          <w:rFonts w:ascii="Courier New" w:cs="Courier New" w:eastAsia="Courier New" w:hAnsi="Courier New"/>
+          <w:color w:val="1E293B"/>
+          <w:sz w:val="20"/>
+          <w:szCs w:val="20"/>
+        </w:rPr>
+        <w:t xml:space="preserve">  - id: limit_check</w:t>
+      </w:r>
+    </w:p>
+    <w:p>
+      <w:pPr>
+        <w:pStyle w:val="Normal"/>
+        <w:spacing w:after="80" w:before="0"/>
+        <w:ind w:left="720"/>
+      </w:pPr>
+      <w:r>
+        <w:rPr>
+          <w:rFonts w:ascii="Courier New" w:cs="Courier New" w:eastAsia="Courier New" w:hAnsi="Courier New"/>
+          <w:color w:val="1E293B"/>
+          <w:sz w:val="20"/>
+          <w:szCs w:val="20"/>
+        </w:rPr>
+        <w:t xml:space="preserve">    description: Check credit limits</w:t>
+      </w:r>
+    </w:p>
+    <w:p>
+      <w:pPr>
+        <w:pStyle w:val="Normal"/>
+        <w:spacing w:after="80" w:before="0"/>
+        <w:ind w:left="720"/>
+      </w:pPr>
+      <w:r>
+        <w:rPr>
+          <w:rFonts w:ascii="Courier New" w:cs="Courier New" w:eastAsia="Courier New" w:hAnsi="Courier New"/>
+          <w:color w:val="1E293B"/>
+          <w:sz w:val="20"/>
+          <w:szCs w:val="20"/>
+        </w:rPr>
+        <w:t xml:space="preserve">    task: Get credit limits for RBC</w:t>
+      </w:r>
+    </w:p>
+    <w:p>
+      <w:pPr>
+        <w:pStyle w:val="Normal"/>
+        <w:spacing w:after="80" w:before="0"/>
+        <w:ind w:left="720"/>
+      </w:pPr>
+      <w:r>
+        <w:rPr>
+          <w:rFonts w:ascii="Courier New" w:cs="Courier New" w:eastAsia="Courier New" w:hAnsi="Courier New"/>
+          <w:color w:val="1E293B"/>
+          <w:sz w:val="20"/>
+          <w:szCs w:val="20"/>
+        </w:rPr>
+        <w:t xml:space="preserve">    order: 1</w:t>
+      </w:r>
+    </w:p>
+    <w:p>
+      <w:pPr>
+        <w:pStyle w:val="Normal"/>
+        <w:spacing w:after="80" w:before="0"/>
+        <w:ind w:left="720"/>
+      </w:pPr>
+      <w:r>
+        <w:rPr>
+          <w:rFonts w:ascii="Courier New" w:cs="Courier New" w:eastAsia="Courier New" w:hAnsi="Courier New"/>
+          <w:color w:val="1E293B"/>
+          <w:sz w:val="20"/>
+          <w:szCs w:val="20"/>
+        </w:rPr>
+        <w:t xml:space="preserve">  - id: synthesis</w:t>
+      </w:r>
+    </w:p>
+    <w:p>
+      <w:pPr>
+        <w:pStyle w:val="Normal"/>
+        <w:spacing w:after="80" w:before="0"/>
+        <w:ind w:left="720"/>
+      </w:pPr>
+      <w:r>
+        <w:rPr>
+          <w:rFonts w:ascii="Courier New" w:cs="Courier New" w:eastAsia="Courier New" w:hAnsi="Courier New"/>
+          <w:color w:val="1E293B"/>
+          <w:sz w:val="20"/>
+          <w:szCs w:val="20"/>
+        </w:rPr>
+        <w:t xml:space="preserve">    description: Combine findings</w:t>
+      </w:r>
+    </w:p>
+    <w:p>
+      <w:pPr>
+        <w:pStyle w:val="Normal"/>
+        <w:spacing w:after="80" w:before="0"/>
+        <w:ind w:left="720"/>
+      </w:pPr>
+      <w:r>
+        <w:rPr>
+          <w:rFonts w:ascii="Courier New" w:cs="Courier New" w:eastAsia="Courier New" w:hAnsi="Courier New"/>
+          <w:color w:val="1E293B"/>
+          <w:sz w:val="20"/>
+          <w:szCs w:val="20"/>
+        </w:rPr>
+        <w:t xml:space="preserve">    task: Compare {exposure_check.result_summary} against {limit_check.result_summary} and flag breaches</w:t>
+      </w:r>
+    </w:p>
+    <w:p>
+      <w:pPr>
+        <w:pStyle w:val="Normal"/>
+        <w:spacing w:after="80" w:before="0"/>
+        <w:ind w:left="720"/>
+      </w:pPr>
+      <w:r>
+        <w:rPr>
+          <w:rFonts w:ascii="Courier New" w:cs="Courier New" w:eastAsia="Courier New" w:hAnsi="Courier New"/>
+          <w:color w:val="1E293B"/>
+          <w:sz w:val="20"/>
+          <w:szCs w:val="20"/>
+        </w:rPr>
+        <w:t xml:space="preserve">    order: 2</w:t>
+      </w:r>
+    </w:p>
+    <w:p>
+      <w:pPr>
+        <w:pStyle w:val="Normal"/>
+        <w:spacing w:after="80" w:before="0"/>
+        <w:ind w:left="720"/>
+      </w:pPr>
+      <w:r>
+        <w:rPr>
+          <w:rFonts w:ascii="Courier New" w:cs="Courier New" w:eastAsia="Courier New" w:hAnsi="Courier New"/>
+          <w:color w:val="1E293B"/>
+          <w:sz w:val="20"/>
+          <w:szCs w:val="20"/>
+        </w:rPr>
+        <w:t xml:space="preserve">---</w:t>
+      </w:r>
+    </w:p>
+    <w:p>
+      <w:pPr>
+        <w:spacing w:after="80" w:before="0"/>
+      </w:pPr>
+      <w:r>
+        <w:t xml:space="preserve"/>
+      </w:r>
+    </w:p>
+    <w:p>
+      <w:pPr>
+        <w:spacing w:after="120" w:before="60"/>
+        <w:jc w:val="left"/>
+      </w:pPr>
+      <w:r>
+        <w:rPr>
+          <w:rFonts w:ascii="Arial" w:cs="Arial" w:eastAsia="Arial" w:hAnsi="Arial"/>
+          <w:color w:val="1E293B"/>
+          <w:sz w:val="22"/>
+          <w:szCs w:val="22"/>
+        </w:rPr>
+        <w:t xml:space="preserve">Key rules: agents with the same order run in parallel. Use {id.result_summary} to pass results between sequential steps. Each sub-agent gets up to 2 minutes and 20 reasoning turns.</w:t>
+      </w:r>
+    </w:p>
+    <w:p>
+      <w:pPr>
+        <w:spacing w:after="80" w:before="0"/>
+      </w:pPr>
+      <w:r>
+        <w:t xml:space="preserve"/>
+      </w:r>
+    </w:p>
+    <w:p>
+      <w:pPr>
+        <w:pStyle w:val="Heading2"/>
+        <w:spacing w:after="80" w:before="120"/>
+      </w:pPr>
+      <w:r>
+        <w:rPr>
+          <w:rFonts w:ascii="Arial" w:cs="Arial" w:eastAsia="Arial" w:hAnsi="Arial"/>
+          <w:b/>
+          <w:bCs/>
+          <w:color w:val="1E293B"/>
+          <w:sz w:val="28"/>
+          <w:szCs w:val="28"/>
+        </w:rPr>
+        <w:t xml:space="preserve">Tips</w:t>
+      </w:r>
+    </w:p>
+    <w:p>
+      <w:pPr>
+        <w:pStyle w:val="ListParagraph"/>
+        <w:numPr>
+          <w:ilvl w:val="0"/>
+          <w:numId w:val="2"/>
+        </w:numPr>
+        <w:spacing w:after="40" w:before="40"/>
+      </w:pPr>
+      <w:r>
+        <w:rPr>
+          <w:rFonts w:ascii="Arial" w:cs="Arial" w:eastAsia="Arial" w:hAnsi="Arial"/>
+          <w:color w:val="1E293B"/>
+          <w:sz w:val="22"/>
+          <w:szCs w:val="22"/>
+        </w:rPr>
+        <w:t xml:space="preserve">Multi-agent works best for questions spanning 3 or more independent data sources</w:t>
+      </w:r>
+    </w:p>
+    <w:p>
+      <w:pPr>
+        <w:pStyle w:val="ListParagraph"/>
+        <w:numPr>
+          <w:ilvl w:val="0"/>
+          <w:numId w:val="2"/>
+        </w:numPr>
+        <w:spacing w:after="40" w:before="40"/>
+      </w:pPr>
+      <w:r>
+        <w:rPr>
+          <w:rFonts w:ascii="Arial" w:cs="Arial" w:eastAsia="Arial" w:hAnsi="Arial"/>
+          <w:color w:val="1E293B"/>
+          <w:sz w:val="22"/>
+          <w:szCs w:val="22"/>
+        </w:rPr>
+        <w:t xml:space="preserve">Each sub-agent has the same tool access as your main agent</w:t>
+      </w:r>
+    </w:p>
+    <w:p>
+      <w:pPr>
+        <w:pStyle w:val="ListParagraph"/>
+        <w:numPr>
+          <w:ilvl w:val="0"/>
+          <w:numId w:val="2"/>
+        </w:numPr>
+        <w:spacing w:after="40" w:before="40"/>
+      </w:pPr>
+      <w:r>
+        <w:rPr>
+          <w:rFonts w:ascii="Arial" w:cs="Arial" w:eastAsia="Arial" w:hAnsi="Arial"/>
+          <w:color w:val="1E293B"/>
+          <w:sz w:val="22"/>
+          <w:szCs w:val="22"/>
+        </w:rPr>
+        <w:t xml:space="preserve">If a sub-agent fails or times out, the lead agent continues with whatever results are available</w:t>
+      </w:r>
+    </w:p>
+    <w:p>
+      <w:pPr>
+        <w:spacing w:after="80" w:before="0"/>
+      </w:pPr>
+      <w:r>
+        <w:t xml:space="preserve"/>
+      </w:r>
+    </w:p>
+    <w:p>
+      <w:r>
+        <w:br w:type="page"/>
+      </w:r>
+    </w:p>
+    <w:p>
+      <w:pPr>
+        <w:pStyle w:val="Heading1"/>
+        <w:spacing w:after="120" w:before="360"/>
+      </w:pPr>
+      <w:r>
+        <w:rPr>
+          <w:rFonts w:ascii="Arial" w:cs="Arial" w:eastAsia="Arial" w:hAnsi="Arial"/>
+          <w:b/>
+          <w:bCs/>
+          <w:color w:val="1B2A4A"/>
+          <w:sz w:val="32"/>
+          <w:szCs w:val="32"/>
+        </w:rPr>
+        <w:t xml:space="preserve">7. Uploading Your Own Files</w:t>
+      </w:r>
+    </w:p>
+    <w:p>
+      <w:pPr>
+        <w:spacing w:after="120" w:before="60"/>
+        <w:jc w:val="left"/>
+      </w:pPr>
+      <w:r>
+        <w:rPr>
+          <w:rFonts w:ascii="Arial" w:cs="Arial" w:eastAsia="Arial" w:hAnsi="Arial"/>
+          <w:color w:val="1E293B"/>
+          <w:sz w:val="22"/>
+          <w:szCs w:val="22"/>
+        </w:rPr>
+        <w:t xml:space="preserve">You can upload your own data files directly in the chat for the AI to read and analyse. Supported formats: PDF, Word, Excel, CSV, JSON, Parquet, Markdown, PNG, JPG. Maximum file size: 50 MB. Your uploaded files are private to you — other users cannot see them.</w:t>
       </w:r>
     </w:p>
     <w:p>
@@ -2177,7 +3079,7 @@
           <w:sz w:val="32"/>
           <w:szCs w:val="32"/>
         </w:rPr>
-        <w:t xml:space="preserve">6. Your Conversation History</w:t>
+        <w:t xml:space="preserve">8. Your Conversation History</w:t>
       </w:r>
     </w:p>
     <w:p>
@@ -2345,7 +3247,7 @@
           <w:sz w:val="32"/>
           <w:szCs w:val="32"/>
         </w:rPr>
-        <w:t xml:space="preserve">7. Sample Analysis Scenarios</w:t>
+        <w:t xml:space="preserve">9. Sample Analysis Scenarios</w:t>
       </w:r>
     </w:p>
     <w:p>
@@ -2637,7 +3539,7 @@
           <w:sz w:val="32"/>
           <w:szCs w:val="32"/>
         </w:rPr>
-        <w:t xml:space="preserve">8. Getting Help</w:t>
+        <w:t xml:space="preserve">10. Getting Help</w:t>
       </w:r>
     </w:p>
     <w:tbl>
